--- a/documentation/AICloud.docx
+++ b/documentation/AICloud.docx
@@ -348,6 +348,68 @@
         <w:ind w:left="1080"/>
       </w:pPr>
     </w:p>
+    <w:p>
+      <w:pPr>
+        <w:pStyle w:val="ListParagraph"/>
+        <w:numPr>
+          <w:ilvl w:val="0"/>
+          <w:numId w:val="8"/>
+        </w:numPr>
+      </w:pPr>
+      <w:r>
+        <w:t>Jira</w:t>
+      </w:r>
+      <w:r>
+        <w:br/>
+        <w:t xml:space="preserve">a. </w:t>
+      </w:r>
+      <w:hyperlink r:id="rId9" w:history="1">
+        <w:r>
+          <w:rPr>
+            <w:rStyle w:val="Hyperlink"/>
+          </w:rPr>
+          <w:t>Jira</w:t>
+        </w:r>
+      </w:hyperlink>
+    </w:p>
+    <w:p>
+      <w:pPr>
+        <w:pStyle w:val="ListParagraph"/>
+        <w:numPr>
+          <w:ilvl w:val="0"/>
+          <w:numId w:val="14"/>
+        </w:numPr>
+      </w:pPr>
+      <w:proofErr w:type="gramStart"/>
+      <w:r>
+        <w:t>User name</w:t>
+      </w:r>
+      <w:proofErr w:type="gramEnd"/>
+      <w:r>
+        <w:t xml:space="preserve"> = </w:t>
+      </w:r>
+      <w:proofErr w:type="spellStart"/>
+      <w:r>
+        <w:t>phleven</w:t>
+      </w:r>
+      <w:proofErr w:type="spellEnd"/>
+    </w:p>
+    <w:p>
+      <w:pPr>
+        <w:pStyle w:val="ListParagraph"/>
+        <w:numPr>
+          <w:ilvl w:val="0"/>
+          <w:numId w:val="14"/>
+        </w:numPr>
+      </w:pPr>
+      <w:r>
+        <w:t xml:space="preserve">Password = </w:t>
+      </w:r>
+      <w:r>
+        <w:t>Phil@2026</w:t>
+      </w:r>
+    </w:p>
+    <w:p/>
     <w:p/>
     <w:p>
       <w:r>
@@ -980,6 +1042,95 @@
     </w:lvl>
   </w:abstractNum>
   <w:abstractNum w:abstractNumId="4" w15:restartNumberingAfterBreak="0">
+    <w:nsid w:val="1E8A3AF0"/>
+    <w:multiLevelType w:val="hybridMultilevel"/>
+    <w:tmpl w:val="1A20872E"/>
+    <w:lvl w:ilvl="0" w:tplc="15C8FAB8">
+      <w:start w:val="1"/>
+      <w:numFmt w:val="decimal"/>
+      <w:lvlText w:val="%1."/>
+      <w:lvlJc w:val="left"/>
+      <w:pPr>
+        <w:ind w:left="1440" w:hanging="360"/>
+      </w:pPr>
+      <w:rPr>
+        <w:rFonts w:hint="default"/>
+      </w:rPr>
+    </w:lvl>
+    <w:lvl w:ilvl="1" w:tplc="04090019" w:tentative="1">
+      <w:start w:val="1"/>
+      <w:numFmt w:val="lowerLetter"/>
+      <w:lvlText w:val="%2."/>
+      <w:lvlJc w:val="left"/>
+      <w:pPr>
+        <w:ind w:left="2160" w:hanging="360"/>
+      </w:pPr>
+    </w:lvl>
+    <w:lvl w:ilvl="2" w:tplc="0409001B" w:tentative="1">
+      <w:start w:val="1"/>
+      <w:numFmt w:val="lowerRoman"/>
+      <w:lvlText w:val="%3."/>
+      <w:lvlJc w:val="right"/>
+      <w:pPr>
+        <w:ind w:left="2880" w:hanging="180"/>
+      </w:pPr>
+    </w:lvl>
+    <w:lvl w:ilvl="3" w:tplc="0409000F" w:tentative="1">
+      <w:start w:val="1"/>
+      <w:numFmt w:val="decimal"/>
+      <w:lvlText w:val="%4."/>
+      <w:lvlJc w:val="left"/>
+      <w:pPr>
+        <w:ind w:left="3600" w:hanging="360"/>
+      </w:pPr>
+    </w:lvl>
+    <w:lvl w:ilvl="4" w:tplc="04090019" w:tentative="1">
+      <w:start w:val="1"/>
+      <w:numFmt w:val="lowerLetter"/>
+      <w:lvlText w:val="%5."/>
+      <w:lvlJc w:val="left"/>
+      <w:pPr>
+        <w:ind w:left="4320" w:hanging="360"/>
+      </w:pPr>
+    </w:lvl>
+    <w:lvl w:ilvl="5" w:tplc="0409001B" w:tentative="1">
+      <w:start w:val="1"/>
+      <w:numFmt w:val="lowerRoman"/>
+      <w:lvlText w:val="%6."/>
+      <w:lvlJc w:val="right"/>
+      <w:pPr>
+        <w:ind w:left="5040" w:hanging="180"/>
+      </w:pPr>
+    </w:lvl>
+    <w:lvl w:ilvl="6" w:tplc="0409000F" w:tentative="1">
+      <w:start w:val="1"/>
+      <w:numFmt w:val="decimal"/>
+      <w:lvlText w:val="%7."/>
+      <w:lvlJc w:val="left"/>
+      <w:pPr>
+        <w:ind w:left="5760" w:hanging="360"/>
+      </w:pPr>
+    </w:lvl>
+    <w:lvl w:ilvl="7" w:tplc="04090019" w:tentative="1">
+      <w:start w:val="1"/>
+      <w:numFmt w:val="lowerLetter"/>
+      <w:lvlText w:val="%8."/>
+      <w:lvlJc w:val="left"/>
+      <w:pPr>
+        <w:ind w:left="6480" w:hanging="360"/>
+      </w:pPr>
+    </w:lvl>
+    <w:lvl w:ilvl="8" w:tplc="0409001B" w:tentative="1">
+      <w:start w:val="1"/>
+      <w:numFmt w:val="lowerRoman"/>
+      <w:lvlText w:val="%9."/>
+      <w:lvlJc w:val="right"/>
+      <w:pPr>
+        <w:ind w:left="7200" w:hanging="180"/>
+      </w:pPr>
+    </w:lvl>
+  </w:abstractNum>
+  <w:abstractNum w:abstractNumId="5" w15:restartNumberingAfterBreak="0">
     <w:nsid w:val="1F2E5972"/>
     <w:multiLevelType w:val="hybridMultilevel"/>
     <w:tmpl w:val="2A5ED54A"/>
@@ -1068,7 +1219,7 @@
       </w:pPr>
     </w:lvl>
   </w:abstractNum>
-  <w:abstractNum w:abstractNumId="5" w15:restartNumberingAfterBreak="0">
+  <w:abstractNum w:abstractNumId="6" w15:restartNumberingAfterBreak="0">
     <w:nsid w:val="25027D49"/>
     <w:multiLevelType w:val="hybridMultilevel"/>
     <w:tmpl w:val="F6DCEB40"/>
@@ -1157,7 +1308,7 @@
       </w:pPr>
     </w:lvl>
   </w:abstractNum>
-  <w:abstractNum w:abstractNumId="6" w15:restartNumberingAfterBreak="0">
+  <w:abstractNum w:abstractNumId="7" w15:restartNumberingAfterBreak="0">
     <w:nsid w:val="350D7B2D"/>
     <w:multiLevelType w:val="hybridMultilevel"/>
     <w:tmpl w:val="BDD0532A"/>
@@ -1246,7 +1397,7 @@
       </w:pPr>
     </w:lvl>
   </w:abstractNum>
-  <w:abstractNum w:abstractNumId="7" w15:restartNumberingAfterBreak="0">
+  <w:abstractNum w:abstractNumId="8" w15:restartNumberingAfterBreak="0">
     <w:nsid w:val="429A58CC"/>
     <w:multiLevelType w:val="hybridMultilevel"/>
     <w:tmpl w:val="D436A618"/>
@@ -1335,7 +1486,7 @@
       </w:pPr>
     </w:lvl>
   </w:abstractNum>
-  <w:abstractNum w:abstractNumId="8" w15:restartNumberingAfterBreak="0">
+  <w:abstractNum w:abstractNumId="9" w15:restartNumberingAfterBreak="0">
     <w:nsid w:val="4BF8267E"/>
     <w:multiLevelType w:val="hybridMultilevel"/>
     <w:tmpl w:val="39280CF8"/>
@@ -1424,7 +1575,7 @@
       </w:pPr>
     </w:lvl>
   </w:abstractNum>
-  <w:abstractNum w:abstractNumId="9" w15:restartNumberingAfterBreak="0">
+  <w:abstractNum w:abstractNumId="10" w15:restartNumberingAfterBreak="0">
     <w:nsid w:val="57DC4BB9"/>
     <w:multiLevelType w:val="hybridMultilevel"/>
     <w:tmpl w:val="4888E72E"/>
@@ -1513,7 +1664,7 @@
       </w:pPr>
     </w:lvl>
   </w:abstractNum>
-  <w:abstractNum w:abstractNumId="10" w15:restartNumberingAfterBreak="0">
+  <w:abstractNum w:abstractNumId="11" w15:restartNumberingAfterBreak="0">
     <w:nsid w:val="6E0C027E"/>
     <w:multiLevelType w:val="hybridMultilevel"/>
     <w:tmpl w:val="0796489C"/>
@@ -1602,7 +1753,7 @@
       </w:pPr>
     </w:lvl>
   </w:abstractNum>
-  <w:abstractNum w:abstractNumId="11" w15:restartNumberingAfterBreak="0">
+  <w:abstractNum w:abstractNumId="12" w15:restartNumberingAfterBreak="0">
     <w:nsid w:val="72DE0FD8"/>
     <w:multiLevelType w:val="hybridMultilevel"/>
     <w:tmpl w:val="0796489C"/>
@@ -1691,7 +1842,7 @@
       </w:pPr>
     </w:lvl>
   </w:abstractNum>
-  <w:abstractNum w:abstractNumId="12" w15:restartNumberingAfterBreak="0">
+  <w:abstractNum w:abstractNumId="13" w15:restartNumberingAfterBreak="0">
     <w:nsid w:val="77262EB4"/>
     <w:multiLevelType w:val="hybridMultilevel"/>
     <w:tmpl w:val="AF6C6548"/>
@@ -1781,43 +1932,46 @@
     </w:lvl>
   </w:abstractNum>
   <w:num w:numId="1" w16cid:durableId="2099592089">
-    <w:abstractNumId w:val="9"/>
+    <w:abstractNumId w:val="10"/>
   </w:num>
   <w:num w:numId="2" w16cid:durableId="2137869931">
-    <w:abstractNumId w:val="4"/>
+    <w:abstractNumId w:val="5"/>
   </w:num>
   <w:num w:numId="3" w16cid:durableId="643238840">
-    <w:abstractNumId w:val="12"/>
+    <w:abstractNumId w:val="13"/>
   </w:num>
   <w:num w:numId="4" w16cid:durableId="116918041">
-    <w:abstractNumId w:val="5"/>
+    <w:abstractNumId w:val="6"/>
   </w:num>
   <w:num w:numId="5" w16cid:durableId="361786006">
     <w:abstractNumId w:val="0"/>
   </w:num>
   <w:num w:numId="6" w16cid:durableId="1103182301">
-    <w:abstractNumId w:val="10"/>
+    <w:abstractNumId w:val="11"/>
   </w:num>
   <w:num w:numId="7" w16cid:durableId="366032519">
-    <w:abstractNumId w:val="11"/>
+    <w:abstractNumId w:val="12"/>
   </w:num>
   <w:num w:numId="8" w16cid:durableId="747846204">
     <w:abstractNumId w:val="2"/>
   </w:num>
   <w:num w:numId="9" w16cid:durableId="596986457">
-    <w:abstractNumId w:val="7"/>
+    <w:abstractNumId w:val="8"/>
   </w:num>
   <w:num w:numId="10" w16cid:durableId="1172835290">
-    <w:abstractNumId w:val="6"/>
+    <w:abstractNumId w:val="7"/>
   </w:num>
   <w:num w:numId="11" w16cid:durableId="1386370205">
     <w:abstractNumId w:val="1"/>
   </w:num>
   <w:num w:numId="12" w16cid:durableId="1241790576">
-    <w:abstractNumId w:val="8"/>
+    <w:abstractNumId w:val="9"/>
   </w:num>
   <w:num w:numId="13" w16cid:durableId="1889611103">
     <w:abstractNumId w:val="3"/>
+  </w:num>
+  <w:num w:numId="14" w16cid:durableId="1044207665">
+    <w:abstractNumId w:val="4"/>
   </w:num>
 </w:numbering>
 </file>
@@ -2425,6 +2579,7 @@
   <w:style w:type="character" w:default="1" w:styleId="DefaultParagraphFont">
     <w:name w:val="Default Paragraph Font"/>
     <w:uiPriority w:val="1"/>
+    <w:semiHidden/>
     <w:unhideWhenUsed/>
   </w:style>
   <w:style w:type="table" w:default="1" w:styleId="TableNormal">

--- a/documentation/AICloud.docx
+++ b/documentation/AICloud.docx
@@ -118,11 +118,26 @@
         </w:numPr>
       </w:pPr>
       <w:r>
-        <w:t>TIFB!55??iltz!6?1</w:t>
-      </w:r>
-      <w:r>
-        <w:t>c#</w:t>
-      </w:r>
+        <w:t>EEEE66%#</w:t>
+      </w:r>
+      <w:proofErr w:type="spellStart"/>
+      <w:proofErr w:type="gramStart"/>
+      <w:r>
+        <w:t>s;lfdjkgv</w:t>
+      </w:r>
+      <w:proofErr w:type="gramEnd"/>
+      <w:r>
+        <w:t>;</w:t>
+      </w:r>
+      <w:proofErr w:type="gramStart"/>
+      <w:r>
+        <w:t>slf</w:t>
+      </w:r>
+      <w:proofErr w:type="spellEnd"/>
+      <w:r>
+        <w:t>@</w:t>
+      </w:r>
+      <w:proofErr w:type="gramEnd"/>
     </w:p>
     <w:p/>
     <w:p>
@@ -172,8 +187,26 @@
         <w:ind w:left="1080"/>
       </w:pPr>
       <w:r>
-        <w:t>TIFB!55??iltz!6?1c#</w:t>
-      </w:r>
+        <w:t>EEEE66%#</w:t>
+      </w:r>
+      <w:proofErr w:type="spellStart"/>
+      <w:proofErr w:type="gramStart"/>
+      <w:r>
+        <w:t>s;lfdjkgv</w:t>
+      </w:r>
+      <w:proofErr w:type="gramEnd"/>
+      <w:r>
+        <w:t>;</w:t>
+      </w:r>
+      <w:proofErr w:type="gramStart"/>
+      <w:r>
+        <w:t>slf</w:t>
+      </w:r>
+      <w:proofErr w:type="spellEnd"/>
+      <w:r>
+        <w:t>@</w:t>
+      </w:r>
+      <w:proofErr w:type="gramEnd"/>
     </w:p>
     <w:p>
       <w:pPr>
@@ -242,8 +275,26 @@
         <w:ind w:left="1080"/>
       </w:pPr>
       <w:r>
-        <w:t>TIFB!55??iltz!6?1c#</w:t>
-      </w:r>
+        <w:t>EEEE66%#</w:t>
+      </w:r>
+      <w:proofErr w:type="spellStart"/>
+      <w:proofErr w:type="gramStart"/>
+      <w:r>
+        <w:t>s;lfdjkgv</w:t>
+      </w:r>
+      <w:proofErr w:type="gramEnd"/>
+      <w:r>
+        <w:t>;</w:t>
+      </w:r>
+      <w:proofErr w:type="gramStart"/>
+      <w:r>
+        <w:t>slf</w:t>
+      </w:r>
+      <w:proofErr w:type="spellEnd"/>
+      <w:r>
+        <w:t>@</w:t>
+      </w:r>
+      <w:proofErr w:type="gramEnd"/>
     </w:p>
     <w:p>
       <w:pPr>
@@ -339,8 +390,26 @@
         </w:numPr>
       </w:pPr>
       <w:r>
-        <w:t>TIBSiltz#99??@n</w:t>
-      </w:r>
+        <w:t>EEEE66%#</w:t>
+      </w:r>
+      <w:proofErr w:type="spellStart"/>
+      <w:proofErr w:type="gramStart"/>
+      <w:r>
+        <w:t>s;lfdjkgv</w:t>
+      </w:r>
+      <w:proofErr w:type="gramEnd"/>
+      <w:r>
+        <w:t>;</w:t>
+      </w:r>
+      <w:proofErr w:type="gramStart"/>
+      <w:r>
+        <w:t>slf</w:t>
+      </w:r>
+      <w:proofErr w:type="spellEnd"/>
+      <w:r>
+        <w:t>@</w:t>
+      </w:r>
+      <w:proofErr w:type="gramEnd"/>
     </w:p>
     <w:p>
       <w:pPr>
@@ -409,12 +478,110 @@
         <w:t>Phil@2026</w:t>
       </w:r>
     </w:p>
+    <w:p>
+      <w:pPr>
+        <w:pStyle w:val="ListParagraph"/>
+        <w:ind w:left="1080"/>
+      </w:pPr>
+    </w:p>
+    <w:p>
+      <w:pPr>
+        <w:pStyle w:val="ListParagraph"/>
+        <w:ind w:left="1080"/>
+      </w:pPr>
+    </w:p>
+    <w:p>
+      <w:r>
+        <w:t>4. Confluence</w:t>
+      </w:r>
+      <w:r>
+        <w:br/>
+        <w:t xml:space="preserve">a. </w:t>
+      </w:r>
+      <w:hyperlink r:id="rId10" w:history="1">
+        <w:r>
+          <w:rPr>
+            <w:rStyle w:val="Hyperlink"/>
+          </w:rPr>
+          <w:t>Confluence</w:t>
+        </w:r>
+      </w:hyperlink>
+    </w:p>
+    <w:p>
+      <w:pPr>
+        <w:pStyle w:val="ListParagraph"/>
+        <w:numPr>
+          <w:ilvl w:val="0"/>
+          <w:numId w:val="15"/>
+        </w:numPr>
+      </w:pPr>
+      <w:proofErr w:type="gramStart"/>
+      <w:r>
+        <w:t>User name</w:t>
+      </w:r>
+      <w:proofErr w:type="gramEnd"/>
+      <w:r>
+        <w:t xml:space="preserve"> = </w:t>
+      </w:r>
+      <w:proofErr w:type="spellStart"/>
+      <w:r>
+        <w:t>phleven</w:t>
+      </w:r>
+      <w:proofErr w:type="spellEnd"/>
+    </w:p>
+    <w:p>
+      <w:pPr>
+        <w:pStyle w:val="ListParagraph"/>
+        <w:numPr>
+          <w:ilvl w:val="0"/>
+          <w:numId w:val="15"/>
+        </w:numPr>
+      </w:pPr>
+      <w:r>
+        <w:t xml:space="preserve">Password = </w:t>
+      </w:r>
+      <w:r>
+        <w:t>Phil@2026</w:t>
+      </w:r>
+    </w:p>
+    <w:p>
+      <w:r>
+        <w:lastRenderedPageBreak/>
+        <w:br/>
+      </w:r>
+    </w:p>
+    <w:p>
+      <w:pPr>
+        <w:pStyle w:val="ListParagraph"/>
+        <w:ind w:left="1080"/>
+      </w:pPr>
+    </w:p>
     <w:p/>
-    <w:p/>
-    <w:p>
-      <w:r>
-        <w:t>Okta password = TIBSiltz#99??@n</w:t>
-      </w:r>
+    <w:p>
+      <w:r>
+        <w:t xml:space="preserve">Okta password = </w:t>
+      </w:r>
+      <w:r>
+        <w:t>EEEE66%#</w:t>
+      </w:r>
+      <w:proofErr w:type="spellStart"/>
+      <w:proofErr w:type="gramStart"/>
+      <w:r>
+        <w:t>s;lfdjkgv</w:t>
+      </w:r>
+      <w:proofErr w:type="gramEnd"/>
+      <w:r>
+        <w:t>;</w:t>
+      </w:r>
+      <w:proofErr w:type="gramStart"/>
+      <w:r>
+        <w:t>slf</w:t>
+      </w:r>
+      <w:proofErr w:type="spellEnd"/>
+      <w:r>
+        <w:t>@</w:t>
+      </w:r>
+      <w:proofErr w:type="gramEnd"/>
     </w:p>
     <w:p/>
     <w:p/>
@@ -608,6 +775,7 @@
     <w:p>
       <w:proofErr w:type="spellStart"/>
       <w:r>
+        <w:lastRenderedPageBreak/>
         <w:t>SQLServer</w:t>
       </w:r>
       <w:proofErr w:type="spellEnd"/>
@@ -1051,7 +1219,7 @@
       <w:lvlText w:val="%1."/>
       <w:lvlJc w:val="left"/>
       <w:pPr>
-        <w:ind w:left="1440" w:hanging="360"/>
+        <w:ind w:left="1080" w:hanging="360"/>
       </w:pPr>
       <w:rPr>
         <w:rFonts w:hint="default"/>
@@ -1063,7 +1231,7 @@
       <w:lvlText w:val="%2."/>
       <w:lvlJc w:val="left"/>
       <w:pPr>
-        <w:ind w:left="2160" w:hanging="360"/>
+        <w:ind w:left="1800" w:hanging="360"/>
       </w:pPr>
     </w:lvl>
     <w:lvl w:ilvl="2" w:tplc="0409001B" w:tentative="1">
@@ -1072,7 +1240,7 @@
       <w:lvlText w:val="%3."/>
       <w:lvlJc w:val="right"/>
       <w:pPr>
-        <w:ind w:left="2880" w:hanging="180"/>
+        <w:ind w:left="2520" w:hanging="180"/>
       </w:pPr>
     </w:lvl>
     <w:lvl w:ilvl="3" w:tplc="0409000F" w:tentative="1">
@@ -1081,7 +1249,7 @@
       <w:lvlText w:val="%4."/>
       <w:lvlJc w:val="left"/>
       <w:pPr>
-        <w:ind w:left="3600" w:hanging="360"/>
+        <w:ind w:left="3240" w:hanging="360"/>
       </w:pPr>
     </w:lvl>
     <w:lvl w:ilvl="4" w:tplc="04090019" w:tentative="1">
@@ -1090,7 +1258,7 @@
       <w:lvlText w:val="%5."/>
       <w:lvlJc w:val="left"/>
       <w:pPr>
-        <w:ind w:left="4320" w:hanging="360"/>
+        <w:ind w:left="3960" w:hanging="360"/>
       </w:pPr>
     </w:lvl>
     <w:lvl w:ilvl="5" w:tplc="0409001B" w:tentative="1">
@@ -1099,7 +1267,7 @@
       <w:lvlText w:val="%6."/>
       <w:lvlJc w:val="right"/>
       <w:pPr>
-        <w:ind w:left="5040" w:hanging="180"/>
+        <w:ind w:left="4680" w:hanging="180"/>
       </w:pPr>
     </w:lvl>
     <w:lvl w:ilvl="6" w:tplc="0409000F" w:tentative="1">
@@ -1108,7 +1276,7 @@
       <w:lvlText w:val="%7."/>
       <w:lvlJc w:val="left"/>
       <w:pPr>
-        <w:ind w:left="5760" w:hanging="360"/>
+        <w:ind w:left="5400" w:hanging="360"/>
       </w:pPr>
     </w:lvl>
     <w:lvl w:ilvl="7" w:tplc="04090019" w:tentative="1">
@@ -1117,7 +1285,7 @@
       <w:lvlText w:val="%8."/>
       <w:lvlJc w:val="left"/>
       <w:pPr>
-        <w:ind w:left="6480" w:hanging="360"/>
+        <w:ind w:left="6120" w:hanging="360"/>
       </w:pPr>
     </w:lvl>
     <w:lvl w:ilvl="8" w:tplc="0409001B" w:tentative="1">
@@ -1126,7 +1294,7 @@
       <w:lvlText w:val="%9."/>
       <w:lvlJc w:val="right"/>
       <w:pPr>
-        <w:ind w:left="7200" w:hanging="180"/>
+        <w:ind w:left="6840" w:hanging="180"/>
       </w:pPr>
     </w:lvl>
   </w:abstractNum>
@@ -1922,6 +2090,95 @@
       </w:pPr>
     </w:lvl>
     <w:lvl w:ilvl="8" w:tplc="0409001B" w:tentative="1">
+      <w:start w:val="1"/>
+      <w:numFmt w:val="lowerRoman"/>
+      <w:lvlText w:val="%9."/>
+      <w:lvlJc w:val="right"/>
+      <w:pPr>
+        <w:ind w:left="6840" w:hanging="180"/>
+      </w:pPr>
+    </w:lvl>
+  </w:abstractNum>
+  <w:abstractNum w:abstractNumId="14" w15:restartNumberingAfterBreak="0">
+    <w:nsid w:val="79B14457"/>
+    <w:multiLevelType w:val="hybridMultilevel"/>
+    <w:tmpl w:val="1A20872E"/>
+    <w:lvl w:ilvl="0" w:tplc="FFFFFFFF">
+      <w:start w:val="1"/>
+      <w:numFmt w:val="decimal"/>
+      <w:lvlText w:val="%1."/>
+      <w:lvlJc w:val="left"/>
+      <w:pPr>
+        <w:ind w:left="1080" w:hanging="360"/>
+      </w:pPr>
+      <w:rPr>
+        <w:rFonts w:hint="default"/>
+      </w:rPr>
+    </w:lvl>
+    <w:lvl w:ilvl="1" w:tplc="FFFFFFFF" w:tentative="1">
+      <w:start w:val="1"/>
+      <w:numFmt w:val="lowerLetter"/>
+      <w:lvlText w:val="%2."/>
+      <w:lvlJc w:val="left"/>
+      <w:pPr>
+        <w:ind w:left="1800" w:hanging="360"/>
+      </w:pPr>
+    </w:lvl>
+    <w:lvl w:ilvl="2" w:tplc="FFFFFFFF" w:tentative="1">
+      <w:start w:val="1"/>
+      <w:numFmt w:val="lowerRoman"/>
+      <w:lvlText w:val="%3."/>
+      <w:lvlJc w:val="right"/>
+      <w:pPr>
+        <w:ind w:left="2520" w:hanging="180"/>
+      </w:pPr>
+    </w:lvl>
+    <w:lvl w:ilvl="3" w:tplc="FFFFFFFF" w:tentative="1">
+      <w:start w:val="1"/>
+      <w:numFmt w:val="decimal"/>
+      <w:lvlText w:val="%4."/>
+      <w:lvlJc w:val="left"/>
+      <w:pPr>
+        <w:ind w:left="3240" w:hanging="360"/>
+      </w:pPr>
+    </w:lvl>
+    <w:lvl w:ilvl="4" w:tplc="FFFFFFFF" w:tentative="1">
+      <w:start w:val="1"/>
+      <w:numFmt w:val="lowerLetter"/>
+      <w:lvlText w:val="%5."/>
+      <w:lvlJc w:val="left"/>
+      <w:pPr>
+        <w:ind w:left="3960" w:hanging="360"/>
+      </w:pPr>
+    </w:lvl>
+    <w:lvl w:ilvl="5" w:tplc="FFFFFFFF" w:tentative="1">
+      <w:start w:val="1"/>
+      <w:numFmt w:val="lowerRoman"/>
+      <w:lvlText w:val="%6."/>
+      <w:lvlJc w:val="right"/>
+      <w:pPr>
+        <w:ind w:left="4680" w:hanging="180"/>
+      </w:pPr>
+    </w:lvl>
+    <w:lvl w:ilvl="6" w:tplc="FFFFFFFF" w:tentative="1">
+      <w:start w:val="1"/>
+      <w:numFmt w:val="decimal"/>
+      <w:lvlText w:val="%7."/>
+      <w:lvlJc w:val="left"/>
+      <w:pPr>
+        <w:ind w:left="5400" w:hanging="360"/>
+      </w:pPr>
+    </w:lvl>
+    <w:lvl w:ilvl="7" w:tplc="FFFFFFFF" w:tentative="1">
+      <w:start w:val="1"/>
+      <w:numFmt w:val="lowerLetter"/>
+      <w:lvlText w:val="%8."/>
+      <w:lvlJc w:val="left"/>
+      <w:pPr>
+        <w:ind w:left="6120" w:hanging="360"/>
+      </w:pPr>
+    </w:lvl>
+    <w:lvl w:ilvl="8" w:tplc="FFFFFFFF" w:tentative="1">
       <w:start w:val="1"/>
       <w:numFmt w:val="lowerRoman"/>
       <w:lvlText w:val="%9."/>
@@ -1972,6 +2229,9 @@
   </w:num>
   <w:num w:numId="14" w16cid:durableId="1044207665">
     <w:abstractNumId w:val="4"/>
+  </w:num>
+  <w:num w:numId="15" w16cid:durableId="129909901">
+    <w:abstractNumId w:val="14"/>
   </w:num>
 </w:numbering>
 </file>

--- a/documentation/AICloud.docx
+++ b/documentation/AICloud.docx
@@ -3,22 +3,23 @@
 <w:document xmlns:wpc="http://schemas.microsoft.com/office/word/2010/wordprocessingCanvas" xmlns:cx="http://schemas.microsoft.com/office/drawing/2014/chartex" xmlns:cx1="http://schemas.microsoft.com/office/drawing/2015/9/8/chartex" xmlns:cx2="http://schemas.microsoft.com/office/drawing/2015/10/21/chartex" xmlns:cx3="http://schemas.microsoft.com/office/drawing/2016/5/9/chartex" xmlns:cx4="http://schemas.microsoft.com/office/drawing/2016/5/10/chartex" xmlns:cx5="http://schemas.microsoft.com/office/drawing/2016/5/11/chartex" xmlns:cx6="http://schemas.microsoft.com/office/drawing/2016/5/12/chartex" xmlns:cx7="http://schemas.microsoft.com/office/drawing/2016/5/13/chartex" xmlns:cx8="http://schemas.microsoft.com/office/drawing/2016/5/14/chartex" xmlns:mc="http://schemas.openxmlformats.org/markup-compatibility/2006" xmlns:aink="http://schemas.microsoft.com/office/drawing/2016/ink" xmlns:am3d="http://schemas.microsoft.com/office/drawing/2017/model3d" xmlns:o="urn:schemas-microsoft-com:office:office" xmlns:oel="http://schemas.microsoft.com/office/2019/extlst" xmlns:r="http://schemas.openxmlformats.org/officeDocument/2006/relationships" xmlns:m="http://schemas.openxmlformats.org/officeDocument/2006/math" xmlns:v="urn:schemas-microsoft-com:vml" xmlns:wp14="http://schemas.microsoft.com/office/word/2010/wordprocessingDrawing" xmlns:wp="http://schemas.openxmlformats.org/drawingml/2006/wordprocessingDrawing" xmlns:w10="urn:schemas-microsoft-com:office:word" xmlns:w="http://schemas.openxmlformats.org/wordprocessingml/2006/main" xmlns:w14="http://schemas.microsoft.com/office/word/2010/wordml" xmlns:w15="http://schemas.microsoft.com/office/word/2012/wordml" xmlns:w16cex="http://schemas.microsoft.com/office/word/2018/wordml/cex" xmlns:w16cid="http://schemas.microsoft.com/office/word/2016/wordml/cid" xmlns:w16="http://schemas.microsoft.com/office/word/2018/wordml" xmlns:w16du="http://schemas.microsoft.com/office/word/2023/wordml/word16du" xmlns:w16sdtdh="http://schemas.microsoft.com/office/word/2020/wordml/sdtdatahash" xmlns:w16sdtfl="http://schemas.microsoft.com/office/word/2024/wordml/sdtformatlock" xmlns:w16se="http://schemas.microsoft.com/office/word/2015/wordml/symex" xmlns:wpg="http://schemas.microsoft.com/office/word/2010/wordprocessingGroup" xmlns:wpi="http://schemas.microsoft.com/office/word/2010/wordprocessingInk" xmlns:wne="http://schemas.microsoft.com/office/word/2006/wordml" xmlns:wps="http://schemas.microsoft.com/office/word/2010/wordprocessingShape" mc:Ignorable="w14 w15 w16se w16cid w16 w16cex w16sdtdh w16sdtfl w16du wp14">
   <w:body>
     <w:p>
-      <w:proofErr w:type="spellStart"/>
       <w:r>
         <w:t>AICloud</w:t>
       </w:r>
-      <w:proofErr w:type="spellEnd"/>
     </w:p>
     <w:p/>
     <w:p>
       <w:r>
-        <w:t xml:space="preserve">Setup </w:t>
-      </w:r>
-      <w:proofErr w:type="spellStart"/>
-      <w:r>
-        <w:t>AICloud</w:t>
-      </w:r>
-      <w:proofErr w:type="spellEnd"/>
+        <w:t xml:space="preserve">Old </w:t>
+      </w:r>
+      <w:r>
+        <w:t>EEEE66%#s;lfdjkgv;slf@</w:t>
+      </w:r>
+    </w:p>
+    <w:p>
+      <w:r>
+        <w:t>Setup AICloud</w:t>
+      </w:r>
     </w:p>
     <w:p>
       <w:pPr>
@@ -41,15 +42,7 @@
         </w:numPr>
       </w:pPr>
       <w:r>
-        <w:t xml:space="preserve">Account = </w:t>
-      </w:r>
-      <w:proofErr w:type="spellStart"/>
-      <w:r>
-        <w:t>phleven</w:t>
-      </w:r>
-      <w:proofErr w:type="spellEnd"/>
-      <w:r>
-        <w:t xml:space="preserve"> </w:t>
+        <w:t xml:space="preserve">Account = phleven </w:t>
       </w:r>
     </w:p>
     <w:p>
@@ -118,26 +111,20 @@
         </w:numPr>
       </w:pPr>
       <w:r>
-        <w:t>EEEE66%#</w:t>
-      </w:r>
-      <w:proofErr w:type="spellStart"/>
-      <w:proofErr w:type="gramStart"/>
-      <w:r>
-        <w:t>s;lfdjkgv</w:t>
-      </w:r>
-      <w:proofErr w:type="gramEnd"/>
-      <w:r>
-        <w:t>;</w:t>
-      </w:r>
-      <w:proofErr w:type="gramStart"/>
-      <w:r>
-        <w:t>slf</w:t>
-      </w:r>
-      <w:proofErr w:type="spellEnd"/>
+        <w:t>EE</w:t>
+      </w:r>
+      <w:r>
+        <w:t>FF77</w:t>
+      </w:r>
+      <w:r>
+        <w:t>%#s;lfdjkgv;</w:t>
+      </w:r>
+      <w:r>
+        <w:t>xdy</w:t>
+      </w:r>
       <w:r>
         <w:t>@</w:t>
       </w:r>
-      <w:proofErr w:type="gramEnd"/>
     </w:p>
     <w:p/>
     <w:p>
@@ -180,33 +167,24 @@
       <w:r>
         <w:t>phleven@aiee-cfg.com</w:t>
       </w:r>
-    </w:p>
-    <w:p>
-      <w:pPr>
-        <w:pStyle w:val="ListParagraph"/>
-        <w:ind w:left="1080"/>
-      </w:pPr>
-      <w:r>
-        <w:t>EEEE66%#</w:t>
-      </w:r>
-      <w:proofErr w:type="spellStart"/>
-      <w:proofErr w:type="gramStart"/>
-      <w:r>
-        <w:t>s;lfdjkgv</w:t>
-      </w:r>
-      <w:proofErr w:type="gramEnd"/>
-      <w:r>
-        <w:t>;</w:t>
-      </w:r>
-      <w:proofErr w:type="gramStart"/>
-      <w:r>
-        <w:t>slf</w:t>
-      </w:r>
-      <w:proofErr w:type="spellEnd"/>
+      <w:r>
+        <w:br/>
+      </w:r>
+      <w:r>
+        <w:t>EE</w:t>
+      </w:r>
+      <w:r>
+        <w:t>FF77</w:t>
+      </w:r>
+      <w:r>
+        <w:t>%#s;lfdjkgv;</w:t>
+      </w:r>
+      <w:r>
+        <w:t>xdy</w:t>
+      </w:r>
       <w:r>
         <w:t>@</w:t>
       </w:r>
-      <w:proofErr w:type="gramEnd"/>
     </w:p>
     <w:p>
       <w:pPr>
@@ -275,26 +253,20 @@
         <w:ind w:left="1080"/>
       </w:pPr>
       <w:r>
-        <w:t>EEEE66%#</w:t>
-      </w:r>
-      <w:proofErr w:type="spellStart"/>
-      <w:proofErr w:type="gramStart"/>
-      <w:r>
-        <w:t>s;lfdjkgv</w:t>
-      </w:r>
-      <w:proofErr w:type="gramEnd"/>
-      <w:r>
-        <w:t>;</w:t>
-      </w:r>
-      <w:proofErr w:type="gramStart"/>
-      <w:r>
-        <w:t>slf</w:t>
-      </w:r>
-      <w:proofErr w:type="spellEnd"/>
+        <w:t>EE</w:t>
+      </w:r>
+      <w:r>
+        <w:t>FF77</w:t>
+      </w:r>
+      <w:r>
+        <w:t>%#s;lfdjkgv;</w:t>
+      </w:r>
+      <w:r>
+        <w:t>xdy</w:t>
+      </w:r>
       <w:r>
         <w:t>@</w:t>
       </w:r>
-      <w:proofErr w:type="gramEnd"/>
     </w:p>
     <w:p>
       <w:pPr>
@@ -307,21 +279,12 @@
       <w:r>
         <w:t xml:space="preserve">Repo = </w:t>
       </w:r>
-      <w:proofErr w:type="spellStart"/>
       <w:r>
         <w:rPr>
           <w:b/>
           <w:bCs/>
         </w:rPr>
-        <w:t>biq</w:t>
-      </w:r>
-      <w:proofErr w:type="spellEnd"/>
-      <w:r>
-        <w:rPr>
-          <w:b/>
-          <w:bCs/>
-        </w:rPr>
-        <w:t>-analytics-recon-schema</w:t>
+        <w:t>biq-analytics-recon-schema</w:t>
       </w:r>
     </w:p>
     <w:p>
@@ -364,13 +327,8 @@
           <w:numId w:val="10"/>
         </w:numPr>
       </w:pPr>
-      <w:proofErr w:type="gramStart"/>
-      <w:r>
-        <w:t>User Name</w:t>
-      </w:r>
-      <w:proofErr w:type="gramEnd"/>
-      <w:r>
-        <w:t xml:space="preserve"> = </w:t>
+      <w:r>
+        <w:t xml:space="preserve">User Name = </w:t>
       </w:r>
       <w:hyperlink r:id="rId8" w:history="1">
         <w:r>
@@ -390,26 +348,20 @@
         </w:numPr>
       </w:pPr>
       <w:r>
-        <w:t>EEEE66%#</w:t>
-      </w:r>
-      <w:proofErr w:type="spellStart"/>
-      <w:proofErr w:type="gramStart"/>
-      <w:r>
-        <w:t>s;lfdjkgv</w:t>
-      </w:r>
-      <w:proofErr w:type="gramEnd"/>
-      <w:r>
-        <w:t>;</w:t>
-      </w:r>
-      <w:proofErr w:type="gramStart"/>
-      <w:r>
-        <w:t>slf</w:t>
-      </w:r>
-      <w:proofErr w:type="spellEnd"/>
+        <w:t>EE</w:t>
+      </w:r>
+      <w:r>
+        <w:t>FF77</w:t>
+      </w:r>
+      <w:r>
+        <w:t>%#s;lfdjkgv;</w:t>
+      </w:r>
+      <w:r>
+        <w:t>xdy</w:t>
+      </w:r>
       <w:r>
         <w:t>@</w:t>
       </w:r>
-      <w:proofErr w:type="gramEnd"/>
     </w:p>
     <w:p>
       <w:pPr>
@@ -449,19 +401,12 @@
           <w:numId w:val="14"/>
         </w:numPr>
       </w:pPr>
-      <w:proofErr w:type="gramStart"/>
-      <w:r>
-        <w:t>User name</w:t>
-      </w:r>
-      <w:proofErr w:type="gramEnd"/>
-      <w:r>
-        <w:t xml:space="preserve"> = </w:t>
-      </w:r>
-      <w:proofErr w:type="spellStart"/>
+      <w:r>
+        <w:t xml:space="preserve">User name = </w:t>
+      </w:r>
       <w:r>
         <w:t>phleven</w:t>
       </w:r>
-      <w:proofErr w:type="spellEnd"/>
     </w:p>
     <w:p>
       <w:pPr>
@@ -515,19 +460,12 @@
           <w:numId w:val="15"/>
         </w:numPr>
       </w:pPr>
-      <w:proofErr w:type="gramStart"/>
-      <w:r>
-        <w:t>User name</w:t>
-      </w:r>
-      <w:proofErr w:type="gramEnd"/>
-      <w:r>
-        <w:t xml:space="preserve"> = </w:t>
-      </w:r>
-      <w:proofErr w:type="spellStart"/>
+      <w:r>
+        <w:t xml:space="preserve">User name = </w:t>
+      </w:r>
       <w:r>
         <w:t>phleven</w:t>
       </w:r>
-      <w:proofErr w:type="spellEnd"/>
     </w:p>
     <w:p>
       <w:pPr>
@@ -538,6 +476,7 @@
         </w:numPr>
       </w:pPr>
       <w:r>
+        <w:lastRenderedPageBreak/>
         <w:t xml:space="preserve">Password = </w:t>
       </w:r>
       <w:r>
@@ -546,7 +485,6 @@
     </w:p>
     <w:p>
       <w:r>
-        <w:lastRenderedPageBreak/>
         <w:br/>
       </w:r>
     </w:p>
@@ -562,26 +500,8 @@
         <w:t xml:space="preserve">Okta password = </w:t>
       </w:r>
       <w:r>
-        <w:t>EEEE66%#</w:t>
-      </w:r>
-      <w:proofErr w:type="spellStart"/>
-      <w:proofErr w:type="gramStart"/>
-      <w:r>
-        <w:t>s;lfdjkgv</w:t>
-      </w:r>
-      <w:proofErr w:type="gramEnd"/>
-      <w:r>
-        <w:t>;</w:t>
-      </w:r>
-      <w:proofErr w:type="gramStart"/>
-      <w:r>
-        <w:t>slf</w:t>
-      </w:r>
-      <w:proofErr w:type="spellEnd"/>
-      <w:r>
-        <w:t>@</w:t>
-      </w:r>
-      <w:proofErr w:type="gramEnd"/>
+        <w:t>EEEE66%#s;lfdjkgv;slf@</w:t>
+      </w:r>
     </w:p>
     <w:p/>
     <w:p/>
@@ -619,95 +539,44 @@
           <w:b/>
           <w:bCs/>
         </w:rPr>
-        <w:t xml:space="preserve">DEV / </w:t>
-      </w:r>
-      <w:proofErr w:type="gramStart"/>
-      <w:r>
+        <w:t>DEV / SIT :</w:t>
+      </w:r>
+    </w:p>
+    <w:p>
+      <w:r>
+        <w:t>HOST : be-iq-npd-rds.cal882m02hcx.us-east-1.rds.amazonaws.com</w:t>
+      </w:r>
+    </w:p>
+    <w:p>
+      <w:r>
+        <w:t>DBNAME : benefitsiq-dev, benefitsiq-sit</w:t>
+      </w:r>
+    </w:p>
+    <w:p>
+      <w:r>
+        <w:t>USERNAME : phleven</w:t>
+      </w:r>
+    </w:p>
+    <w:p>
+      <w:r>
+        <w:t xml:space="preserve">PASSWORD : </w:t>
+      </w:r>
+      <w:r>
+        <w:rPr>
+          <w:u w:val="single"/>
+        </w:rPr>
+        <w:t>5Dq5umhCOwp4</w:t>
+      </w:r>
+    </w:p>
+    <w:p/>
+    <w:p/>
+    <w:p>
+      <w:pPr>
         <w:rPr>
           <w:b/>
           <w:bCs/>
         </w:rPr>
-        <w:t>SIT :</w:t>
-      </w:r>
-      <w:proofErr w:type="gramEnd"/>
-    </w:p>
-    <w:p>
-      <w:proofErr w:type="gramStart"/>
-      <w:r>
-        <w:t>HOST :</w:t>
-      </w:r>
-      <w:proofErr w:type="gramEnd"/>
-      <w:r>
-        <w:t xml:space="preserve"> be-iq-npd-rds.cal882m02hcx.us-east-1.rds.amazonaws.com</w:t>
-      </w:r>
-    </w:p>
-    <w:p>
-      <w:proofErr w:type="gramStart"/>
-      <w:r>
-        <w:t>DBNAME :</w:t>
-      </w:r>
-      <w:proofErr w:type="gramEnd"/>
-      <w:r>
-        <w:t xml:space="preserve"> </w:t>
-      </w:r>
-      <w:proofErr w:type="spellStart"/>
-      <w:r>
-        <w:t>benefitsiq</w:t>
-      </w:r>
-      <w:proofErr w:type="spellEnd"/>
-      <w:r>
-        <w:t xml:space="preserve">-dev, </w:t>
-      </w:r>
-      <w:proofErr w:type="spellStart"/>
-      <w:r>
-        <w:t>benefitsiq</w:t>
-      </w:r>
-      <w:proofErr w:type="spellEnd"/>
-      <w:r>
-        <w:t>-sit</w:t>
-      </w:r>
-    </w:p>
-    <w:p>
-      <w:proofErr w:type="gramStart"/>
-      <w:r>
-        <w:t>USERNAME :</w:t>
-      </w:r>
-      <w:proofErr w:type="gramEnd"/>
-      <w:r>
-        <w:t xml:space="preserve"> </w:t>
-      </w:r>
-      <w:proofErr w:type="spellStart"/>
-      <w:r>
-        <w:t>phleven</w:t>
-      </w:r>
-      <w:proofErr w:type="spellEnd"/>
-    </w:p>
-    <w:p>
-      <w:proofErr w:type="gramStart"/>
-      <w:r>
-        <w:t>PASSWORD :</w:t>
-      </w:r>
-      <w:proofErr w:type="gramEnd"/>
-      <w:r>
-        <w:t xml:space="preserve"> </w:t>
-      </w:r>
-      <w:r>
-        <w:rPr>
-          <w:u w:val="single"/>
-        </w:rPr>
-        <w:t>5Dq5umhCOwp4</w:t>
-      </w:r>
-    </w:p>
-    <w:p/>
-    <w:p/>
-    <w:p>
-      <w:pPr>
-        <w:rPr>
-          <w:b/>
-          <w:bCs/>
-        </w:rPr>
-      </w:pPr>
-      <w:proofErr w:type="gramStart"/>
+      </w:pPr>
       <w:r>
         <w:rPr>
           <w:b/>
@@ -715,105 +584,48 @@
         </w:rPr>
         <w:t>PERF :</w:t>
       </w:r>
-      <w:proofErr w:type="gramEnd"/>
-    </w:p>
-    <w:p>
-      <w:proofErr w:type="gramStart"/>
-      <w:r>
-        <w:t>HOST :</w:t>
-      </w:r>
-      <w:proofErr w:type="gramEnd"/>
-      <w:r>
-        <w:t xml:space="preserve"> be-iq-perf-test-rds-primary.cal882m02hcx.us-east-1.rds.amazonaws.com</w:t>
-      </w:r>
-    </w:p>
-    <w:p>
-      <w:proofErr w:type="gramStart"/>
-      <w:r>
-        <w:t>DBNAME :</w:t>
-      </w:r>
-      <w:proofErr w:type="gramEnd"/>
-      <w:r>
-        <w:t xml:space="preserve"> </w:t>
-      </w:r>
-      <w:proofErr w:type="spellStart"/>
-      <w:r>
-        <w:t>benefitsiq</w:t>
-      </w:r>
-      <w:proofErr w:type="spellEnd"/>
-      <w:r>
-        <w:t>-perf</w:t>
-      </w:r>
-    </w:p>
-    <w:p>
-      <w:proofErr w:type="gramStart"/>
-      <w:r>
-        <w:t>USERNAME :</w:t>
-      </w:r>
-      <w:proofErr w:type="gramEnd"/>
-      <w:r>
-        <w:t xml:space="preserve"> </w:t>
-      </w:r>
-      <w:proofErr w:type="spellStart"/>
-      <w:r>
-        <w:t>phleven</w:t>
-      </w:r>
-      <w:proofErr w:type="spellEnd"/>
-    </w:p>
-    <w:p>
-      <w:proofErr w:type="gramStart"/>
-      <w:r>
-        <w:t>PASSWORD :</w:t>
-      </w:r>
-      <w:proofErr w:type="gramEnd"/>
-      <w:r>
-        <w:t xml:space="preserve"> 3NGd359dGFXH</w:t>
+    </w:p>
+    <w:p>
+      <w:r>
+        <w:t>HOST : be-iq-perf-test-rds-primary.cal882m02hcx.us-east-1.rds.amazonaws.com</w:t>
+      </w:r>
+    </w:p>
+    <w:p>
+      <w:r>
+        <w:t>DBNAME : benefitsiq-perf</w:t>
+      </w:r>
+    </w:p>
+    <w:p>
+      <w:r>
+        <w:t>USERNAME : phleven</w:t>
+      </w:r>
+    </w:p>
+    <w:p>
+      <w:r>
+        <w:t>PASSWORD : 3NGd359dGFXH</w:t>
       </w:r>
     </w:p>
     <w:p/>
     <w:p/>
     <w:p>
-      <w:proofErr w:type="spellStart"/>
-      <w:r>
-        <w:lastRenderedPageBreak/>
+      <w:r>
         <w:t>SQLServer</w:t>
       </w:r>
-      <w:proofErr w:type="spellEnd"/>
     </w:p>
     <w:p/>
     <w:p>
-      <w:proofErr w:type="gramStart"/>
-      <w:r>
-        <w:t>HOST :</w:t>
-      </w:r>
-      <w:proofErr w:type="gramEnd"/>
-      <w:r>
-        <w:t xml:space="preserve"> 10.128.94.134</w:t>
-      </w:r>
-    </w:p>
-    <w:p>
-      <w:proofErr w:type="gramStart"/>
-      <w:r>
-        <w:t>USERNAE :</w:t>
-      </w:r>
-      <w:proofErr w:type="gramEnd"/>
-      <w:r>
-        <w:t xml:space="preserve"> </w:t>
-      </w:r>
-      <w:proofErr w:type="spellStart"/>
-      <w:r>
-        <w:t>phleven</w:t>
-      </w:r>
-      <w:proofErr w:type="spellEnd"/>
-    </w:p>
-    <w:p>
-      <w:proofErr w:type="gramStart"/>
-      <w:r>
-        <w:t>PASSWORD :</w:t>
-      </w:r>
-      <w:proofErr w:type="gramEnd"/>
-      <w:r>
-        <w:t xml:space="preserve"> lCVS2kJA3o0E</w:t>
+      <w:r>
+        <w:t>HOST : 10.128.94.134</w:t>
+      </w:r>
+    </w:p>
+    <w:p>
+      <w:r>
+        <w:t>USERNAE : phleven</w:t>
+      </w:r>
+    </w:p>
+    <w:p>
+      <w:r>
+        <w:t>PASSWORD : lCVS2kJA3o0E</w:t>
       </w:r>
     </w:p>
     <w:p/>
@@ -2232,6 +2044,36 @@
   </w:num>
   <w:num w:numId="15" w16cid:durableId="129909901">
     <w:abstractNumId w:val="14"/>
+  </w:num>
+  <w:num w:numId="16" w16cid:durableId="1376195049">
+    <w:abstractNumId w:val="5"/>
+    <w:lvlOverride w:ilvl="0">
+      <w:startOverride w:val="1"/>
+    </w:lvlOverride>
+    <w:lvlOverride w:ilvl="1">
+      <w:startOverride w:val="1"/>
+    </w:lvlOverride>
+    <w:lvlOverride w:ilvl="2">
+      <w:startOverride w:val="1"/>
+    </w:lvlOverride>
+    <w:lvlOverride w:ilvl="3">
+      <w:startOverride w:val="1"/>
+    </w:lvlOverride>
+    <w:lvlOverride w:ilvl="4">
+      <w:startOverride w:val="1"/>
+    </w:lvlOverride>
+    <w:lvlOverride w:ilvl="5">
+      <w:startOverride w:val="1"/>
+    </w:lvlOverride>
+    <w:lvlOverride w:ilvl="6">
+      <w:startOverride w:val="1"/>
+    </w:lvlOverride>
+    <w:lvlOverride w:ilvl="7">
+      <w:startOverride w:val="1"/>
+    </w:lvlOverride>
+    <w:lvlOverride w:ilvl="8">
+      <w:startOverride w:val="1"/>
+    </w:lvlOverride>
   </w:num>
 </w:numbering>
 </file>
@@ -2839,7 +2681,6 @@
   <w:style w:type="character" w:default="1" w:styleId="DefaultParagraphFont">
     <w:name w:val="Default Paragraph Font"/>
     <w:uiPriority w:val="1"/>
-    <w:semiHidden/>
     <w:unhideWhenUsed/>
   </w:style>
   <w:style w:type="table" w:default="1" w:styleId="TableNormal">
